--- a/0-Entrega/EjercicioClase/EjercicioClase.docx
+++ b/0-Entrega/EjercicioClase/EjercicioClase.docx
@@ -409,6 +409,26 @@
     <w:p>
       <w:pPr>
         <w:pStyle w:val="Prrafodelista"/>
+        <w:spacing w:line="360" w:lineRule="auto"/>
+        <w:jc w:val="both"/>
+        <w:rPr>
+          <w:rFonts w:ascii="Times New Roman" w:hAnsi="Times New Roman" w:cs="Times New Roman"/>
+          <w:sz w:val="24"/>
+          <w:szCs w:val="24"/>
+        </w:rPr>
+      </w:pPr>
+      <w:r>
+        <w:rPr>
+          <w:rFonts w:ascii="Times New Roman" w:hAnsi="Times New Roman" w:cs="Times New Roman"/>
+          <w:sz w:val="24"/>
+          <w:szCs w:val="24"/>
+        </w:rPr>
+        <w:t>{ "metodoPago": "boleto", "numeroCuotas": 9 }</w:t>
+      </w:r>
+    </w:p>
+    <w:p>
+      <w:pPr>
+        <w:pStyle w:val="Prrafodelista"/>
         <w:numPr>
           <w:ilvl w:val="0"/>
           <w:numId w:val="3"/>
@@ -619,11 +639,7 @@
           <w:szCs w:val="24"/>
         </w:rPr>
       </w:pPr>
-    </w:p>
-    <w:p>
-      <w:pPr>
-        <w:spacing w:line="480" w:lineRule="auto"/>
-        <w:jc w:val="both"/>
+      <w:r>
         <w:rPr>
           <w:rFonts w:ascii="Times New Roman" w:hAnsi="Times New Roman" w:cs="Times New Roman"/>
           <w:b/>
@@ -631,15 +647,7 @@
           <w:sz w:val="24"/>
           <w:szCs w:val="24"/>
         </w:rPr>
-      </w:pPr>
-      <w:r>
-        <w:rPr>
-          <w:rFonts w:ascii="Times New Roman" w:hAnsi="Times New Roman" w:cs="Times New Roman"/>
-          <w:b/>
-          <w:bCs/>
-          <w:sz w:val="24"/>
-          <w:szCs w:val="24"/>
-        </w:rPr>
+        <w:lastRenderedPageBreak/>
         <w:t>Instrucciones</w:t>
       </w:r>
     </w:p>
@@ -997,7 +1005,39 @@
           <w:sz w:val="24"/>
           <w:szCs w:val="24"/>
         </w:rPr>
-        <w:t xml:space="preserve">- Archivo .bpmn del workshop con el modelo modificado que resuelve ambas consignas. </w:t>
+        <w:t xml:space="preserve">- </w:t>
+      </w:r>
+      <w:r>
+        <w:rPr>
+          <w:rFonts w:ascii="Times New Roman" w:hAnsi="Times New Roman" w:cs="Times New Roman"/>
+          <w:sz w:val="24"/>
+          <w:szCs w:val="24"/>
+        </w:rPr>
+        <w:t>Archivo .bpmn</w:t>
+      </w:r>
+      <w:r>
+        <w:rPr>
+          <w:rFonts w:ascii="Times New Roman" w:hAnsi="Times New Roman" w:cs="Times New Roman"/>
+          <w:sz w:val="24"/>
+          <w:szCs w:val="24"/>
+        </w:rPr>
+        <w:t xml:space="preserve"> del workshop con el modelo modificado que resuelve ambas consignas. </w:t>
+      </w:r>
+      <w:r>
+        <w:rPr>
+          <w:rFonts w:ascii="Times New Roman" w:hAnsi="Times New Roman" w:cs="Times New Roman"/>
+          <w:sz w:val="24"/>
+          <w:szCs w:val="24"/>
+        </w:rPr>
+        <w:t>(Puede</w:t>
+      </w:r>
+      <w:r>
+        <w:rPr>
+          <w:rFonts w:ascii="Times New Roman" w:hAnsi="Times New Roman" w:cs="Times New Roman"/>
+          <w:sz w:val="24"/>
+          <w:szCs w:val="24"/>
+        </w:rPr>
+        <w:t xml:space="preserve"> exportarlo en formato png). </w:t>
       </w:r>
     </w:p>
     <w:sectPr>
@@ -1591,6 +1631,118 @@
     </w:lvl>
   </w:abstractNum>
   <w:abstractNum w:abstractNumId="4" w15:restartNumberingAfterBreak="0">
+    <w:nsid w:val="560426FF"/>
+    <w:multiLevelType w:val="hybridMultilevel"/>
+    <w:tmpl w:val="6444E640"/>
+    <w:lvl w:ilvl="0" w:tplc="94DE797E">
+      <w:numFmt w:val="bullet"/>
+      <w:lvlText w:val="-"/>
+      <w:lvlJc w:val="left"/>
+      <w:pPr>
+        <w:ind w:left="720" w:hanging="360"/>
+      </w:pPr>
+      <w:rPr>
+        <w:rFonts w:ascii="Times New Roman" w:eastAsiaTheme="minorHAnsi" w:hAnsi="Times New Roman" w:cs="Times New Roman" w:hint="default"/>
+      </w:rPr>
+    </w:lvl>
+    <w:lvl w:ilvl="1" w:tplc="140A0003" w:tentative="1">
+      <w:start w:val="1"/>
+      <w:numFmt w:val="bullet"/>
+      <w:lvlText w:val="o"/>
+      <w:lvlJc w:val="left"/>
+      <w:pPr>
+        <w:ind w:left="1440" w:hanging="360"/>
+      </w:pPr>
+      <w:rPr>
+        <w:rFonts w:ascii="Courier New" w:hAnsi="Courier New" w:cs="Courier New" w:hint="default"/>
+      </w:rPr>
+    </w:lvl>
+    <w:lvl w:ilvl="2" w:tplc="140A0005" w:tentative="1">
+      <w:start w:val="1"/>
+      <w:numFmt w:val="bullet"/>
+      <w:lvlText w:val=""/>
+      <w:lvlJc w:val="left"/>
+      <w:pPr>
+        <w:ind w:left="2160" w:hanging="360"/>
+      </w:pPr>
+      <w:rPr>
+        <w:rFonts w:ascii="Wingdings" w:hAnsi="Wingdings" w:hint="default"/>
+      </w:rPr>
+    </w:lvl>
+    <w:lvl w:ilvl="3" w:tplc="140A0001" w:tentative="1">
+      <w:start w:val="1"/>
+      <w:numFmt w:val="bullet"/>
+      <w:lvlText w:val=""/>
+      <w:lvlJc w:val="left"/>
+      <w:pPr>
+        <w:ind w:left="2880" w:hanging="360"/>
+      </w:pPr>
+      <w:rPr>
+        <w:rFonts w:ascii="Symbol" w:hAnsi="Symbol" w:hint="default"/>
+      </w:rPr>
+    </w:lvl>
+    <w:lvl w:ilvl="4" w:tplc="140A0003" w:tentative="1">
+      <w:start w:val="1"/>
+      <w:numFmt w:val="bullet"/>
+      <w:lvlText w:val="o"/>
+      <w:lvlJc w:val="left"/>
+      <w:pPr>
+        <w:ind w:left="3600" w:hanging="360"/>
+      </w:pPr>
+      <w:rPr>
+        <w:rFonts w:ascii="Courier New" w:hAnsi="Courier New" w:cs="Courier New" w:hint="default"/>
+      </w:rPr>
+    </w:lvl>
+    <w:lvl w:ilvl="5" w:tplc="140A0005" w:tentative="1">
+      <w:start w:val="1"/>
+      <w:numFmt w:val="bullet"/>
+      <w:lvlText w:val=""/>
+      <w:lvlJc w:val="left"/>
+      <w:pPr>
+        <w:ind w:left="4320" w:hanging="360"/>
+      </w:pPr>
+      <w:rPr>
+        <w:rFonts w:ascii="Wingdings" w:hAnsi="Wingdings" w:hint="default"/>
+      </w:rPr>
+    </w:lvl>
+    <w:lvl w:ilvl="6" w:tplc="140A0001" w:tentative="1">
+      <w:start w:val="1"/>
+      <w:numFmt w:val="bullet"/>
+      <w:lvlText w:val=""/>
+      <w:lvlJc w:val="left"/>
+      <w:pPr>
+        <w:ind w:left="5040" w:hanging="360"/>
+      </w:pPr>
+      <w:rPr>
+        <w:rFonts w:ascii="Symbol" w:hAnsi="Symbol" w:hint="default"/>
+      </w:rPr>
+    </w:lvl>
+    <w:lvl w:ilvl="7" w:tplc="140A0003" w:tentative="1">
+      <w:start w:val="1"/>
+      <w:numFmt w:val="bullet"/>
+      <w:lvlText w:val="o"/>
+      <w:lvlJc w:val="left"/>
+      <w:pPr>
+        <w:ind w:left="5760" w:hanging="360"/>
+      </w:pPr>
+      <w:rPr>
+        <w:rFonts w:ascii="Courier New" w:hAnsi="Courier New" w:cs="Courier New" w:hint="default"/>
+      </w:rPr>
+    </w:lvl>
+    <w:lvl w:ilvl="8" w:tplc="140A0005" w:tentative="1">
+      <w:start w:val="1"/>
+      <w:numFmt w:val="bullet"/>
+      <w:lvlText w:val=""/>
+      <w:lvlJc w:val="left"/>
+      <w:pPr>
+        <w:ind w:left="6480" w:hanging="360"/>
+      </w:pPr>
+      <w:rPr>
+        <w:rFonts w:ascii="Wingdings" w:hAnsi="Wingdings" w:hint="default"/>
+      </w:rPr>
+    </w:lvl>
+  </w:abstractNum>
+  <w:abstractNum w:abstractNumId="5" w15:restartNumberingAfterBreak="0">
     <w:nsid w:val="6385235B"/>
     <w:multiLevelType w:val="hybridMultilevel"/>
     <w:tmpl w:val="2D929EC2"/>
@@ -1703,7 +1855,7 @@
       </w:rPr>
     </w:lvl>
   </w:abstractNum>
-  <w:abstractNum w:abstractNumId="5" w15:restartNumberingAfterBreak="0">
+  <w:abstractNum w:abstractNumId="6" w15:restartNumberingAfterBreak="0">
     <w:nsid w:val="67A33284"/>
     <w:multiLevelType w:val="hybridMultilevel"/>
     <w:tmpl w:val="81FE50D4"/>
@@ -1815,7 +1967,7 @@
       </w:rPr>
     </w:lvl>
   </w:abstractNum>
-  <w:abstractNum w:abstractNumId="6" w15:restartNumberingAfterBreak="0">
+  <w:abstractNum w:abstractNumId="7" w15:restartNumberingAfterBreak="0">
     <w:nsid w:val="6B0268C5"/>
     <w:multiLevelType w:val="hybridMultilevel"/>
     <w:tmpl w:val="E64CACE2"/>
@@ -1907,13 +2059,13 @@
     </w:lvl>
   </w:abstractNum>
   <w:num w:numId="1" w16cid:durableId="220023387">
+    <w:abstractNumId w:val="6"/>
+  </w:num>
+  <w:num w:numId="2" w16cid:durableId="1226800382">
     <w:abstractNumId w:val="5"/>
   </w:num>
-  <w:num w:numId="2" w16cid:durableId="1226800382">
-    <w:abstractNumId w:val="4"/>
-  </w:num>
   <w:num w:numId="3" w16cid:durableId="1226797227">
-    <w:abstractNumId w:val="6"/>
+    <w:abstractNumId w:val="7"/>
   </w:num>
   <w:num w:numId="4" w16cid:durableId="161508523">
     <w:abstractNumId w:val="2"/>
@@ -1926,6 +2078,9 @@
   </w:num>
   <w:num w:numId="7" w16cid:durableId="812256315">
     <w:abstractNumId w:val="3"/>
+  </w:num>
+  <w:num w:numId="8" w16cid:durableId="2015035399">
+    <w:abstractNumId w:val="4"/>
   </w:num>
 </w:numbering>
 </file>
